--- a/spec/fixtures/temp_themed_style.docx
+++ b/spec/fixtures/temp_themed_style.docx
@@ -12,4 +12,256 @@
     </w:p>
   </w:body>
 </w:document>
+</file>
+
+<file path=word/numbering.xml><?xml version="1.0" encoding="utf-8"?>
+<numbering xmlns="http://schemas.openxmlformats.org/wordprocessingml/2006/main" xmlns:mc="http://schemas.openxmlformats.org/markup-compatibility/2006"/>
+</file>
+
+<file path=word/styles.xml><?xml version="1.0" encoding="UTF-8"?>
+<styles xmlns="http://schemas.openxmlformats.org/wordprocessingml/2006/main" xmlns:mc="http://schemas.openxmlformats.org/markup-compatibility/2006">
+  <style w:type="paragraph" w:styleId="Normal" w:default="1">
+    <name w:val="Normal"/>
+    <qFormat/>
+  </style>
+  <style w:type="character" w:styleId="DefaultParagraphFont" w:default="1">
+    <name w:val="Default Paragraph Font"/>
+  </style>
+  <style w:type="paragraph" w:styleId="Heading1">
+    <name w:val="Heading 1"/>
+    <basedOn w:val="Normal"/>
+    <next w:val="Normal"/>
+    <uiPriority w:val="9"/>
+    <qFormat/>
+    <pPr>
+      <spacing w:before="320" w:after="0"/>
+      <outlineLvl/>
+    </pPr>
+    <rPr>
+      <rFonts/>
+      <sz/>
+      <b/>
+      <color/>
+    </rPr>
+  </style>
+  <style w:type="paragraph" w:styleId="Heading2">
+    <name w:val="Heading 2"/>
+    <basedOn w:val="Normal"/>
+    <next w:val="Normal"/>
+    <uiPriority w:val="10"/>
+    <qFormat/>
+    <pPr>
+      <spacing w:before="400" w:after="0"/>
+      <outlineLvl/>
+    </pPr>
+    <rPr>
+      <rFonts/>
+      <sz/>
+      <b/>
+      <color/>
+    </rPr>
+  </style>
+  <style w:type="paragraph" w:styleId="Heading3">
+    <name w:val="Heading 3"/>
+    <basedOn w:val="Normal"/>
+    <next w:val="Normal"/>
+    <uiPriority w:val="11"/>
+    <qFormat/>
+    <pPr>
+      <spacing w:before="480" w:after="0"/>
+      <outlineLvl/>
+    </pPr>
+    <rPr>
+      <rFonts/>
+      <sz/>
+      <b/>
+      <color/>
+    </rPr>
+  </style>
+  <style w:type="paragraph" w:styleId="Heading4">
+    <name w:val="Heading 4"/>
+    <basedOn w:val="Normal"/>
+    <next w:val="Normal"/>
+    <uiPriority w:val="12"/>
+    <qFormat/>
+    <pPr>
+      <spacing w:before="560" w:after="0"/>
+      <outlineLvl/>
+    </pPr>
+    <rPr>
+      <rFonts/>
+      <sz/>
+      <b/>
+      <color/>
+    </rPr>
+  </style>
+  <style w:type="paragraph" w:styleId="Heading5">
+    <name w:val="Heading 5"/>
+    <basedOn w:val="Normal"/>
+    <next w:val="Normal"/>
+    <uiPriority w:val="13"/>
+    <qFormat/>
+    <pPr>
+      <spacing w:before="640" w:after="0"/>
+      <outlineLvl/>
+    </pPr>
+    <rPr>
+      <rFonts/>
+      <sz/>
+      <b/>
+      <color/>
+    </rPr>
+  </style>
+  <style w:type="paragraph" w:styleId="Heading6">
+    <name w:val="Heading 6"/>
+    <basedOn w:val="Normal"/>
+    <next w:val="Normal"/>
+    <uiPriority w:val="14"/>
+    <qFormat/>
+    <pPr>
+      <spacing w:before="720" w:after="0"/>
+      <outlineLvl/>
+    </pPr>
+    <rPr>
+      <rFonts/>
+      <sz/>
+      <b/>
+      <color/>
+    </rPr>
+  </style>
+  <style w:type="paragraph" w:styleId="Heading7">
+    <name w:val="Heading 7"/>
+    <basedOn w:val="Normal"/>
+    <next w:val="Normal"/>
+    <uiPriority w:val="15"/>
+    <qFormat/>
+    <pPr>
+      <spacing w:before="800" w:after="0"/>
+      <outlineLvl/>
+    </pPr>
+    <rPr>
+      <rFonts/>
+      <sz/>
+      <b/>
+      <color/>
+    </rPr>
+  </style>
+  <style w:type="paragraph" w:styleId="Heading8">
+    <name w:val="Heading 8"/>
+    <basedOn w:val="Normal"/>
+    <next w:val="Normal"/>
+    <uiPriority w:val="16"/>
+    <qFormat/>
+    <pPr>
+      <spacing w:before="880" w:after="0"/>
+      <outlineLvl/>
+    </pPr>
+    <rPr>
+      <rFonts/>
+      <sz/>
+      <b/>
+      <color/>
+    </rPr>
+  </style>
+  <style w:type="paragraph" w:styleId="Heading9">
+    <name w:val="Heading 9"/>
+    <basedOn w:val="Normal"/>
+    <next w:val="Normal"/>
+    <uiPriority w:val="17"/>
+    <qFormat/>
+    <pPr>
+      <spacing w:before="960" w:after="0"/>
+      <outlineLvl/>
+    </pPr>
+    <rPr>
+      <rFonts/>
+      <sz/>
+      <b/>
+      <color/>
+    </rPr>
+  </style>
+  <style w:type="character" w:styleId="Emphasis" w:customStyle="1">
+    <name w:val="Emphasis"/>
+    <rPr>
+      <rFonts/>
+      <i/>
+    </rPr>
+  </style>
+  <style w:type="character" w:styleId="Strong" w:customStyle="1">
+    <name w:val="Strong"/>
+    <rPr>
+      <rFonts/>
+      <b/>
+    </rPr>
+  </style>
+  <style w:type="paragraph" w:styleId="CorporateHeading" w:customStyle="1">
+    <name w:val="Corporate Heading"/>
+  </style>
+</styles>
+</file>
+
+<file path=word/theme/theme1.xml><?xml version="1.0" encoding="utf-8"?>
+<theme xmlns="http://schemas.openxmlformats.org/drawingml/2006/main" name="Corporate">
+  <themeElements>
+    <clrScheme>
+      <dk1>
+        <srgbClr val="000000"/>
+      </dk1>
+      <lt1>
+        <srgbClr val="FFFFFF"/>
+      </lt1>
+      <dk2>
+        <srgbClr val="44546A"/>
+      </dk2>
+      <lt2>
+        <srgbClr val="E7E6E6"/>
+      </lt2>
+      <accent1>
+        <srgbClr val="4472C4"/>
+      </accent1>
+      <accent2>
+        <srgbClr val="ED7D31"/>
+      </accent2>
+      <accent3>
+        <srgbClr val="A5A5A5"/>
+      </accent3>
+      <accent4>
+        <srgbClr val="FFC000"/>
+      </accent4>
+      <accent5>
+        <srgbClr val="5B9BD5"/>
+      </accent5>
+      <accent6>
+        <srgbClr val="70AD47"/>
+      </accent6>
+      <hlink>
+        <srgbClr val="0563C1"/>
+      </hlink>
+      <folHlink>
+        <srgbClr val="954F72"/>
+      </folHlink>
+    </clrScheme>
+    <fontScheme>
+      <majorFont>
+        <latin typeface="Helvetica"/>
+        <ea typeface=""/>
+        <cs typeface=""/>
+      </majorFont>
+      <minorFont>
+        <latin typeface="Calibri"/>
+        <ea typeface=""/>
+        <cs typeface=""/>
+      </minorFont>
+    </fontScheme>
+    <fmtScheme>
+      <fillStyleLst/>
+      <lnStyleLst/>
+      <effectStyleLst/>
+      <bgFillStyleLst/>
+    </fmtScheme>
+  </themeElements>
+  <objectDefaults/>
+  <extraClrSchemeLst/>
+  <extLst/>
+</theme>
 </file>